--- a/var/templates_docx/E-103.docx
+++ b/var/templates_docx/E-103.docx
@@ -2,7 +2,7 @@
 <file path=word/document.xml><?xml version="1.0" encoding="utf-8"?>
 <w:document xmlns:w="http://schemas.openxmlformats.org/wordprocessingml/2006/main" xmlns:m="http://schemas.openxmlformats.org/officeDocument/2006/math" xmlns:r="http://schemas.openxmlformats.org/officeDocument/2006/relationships" xmlns:o="urn:schemas-microsoft-com:office:office" xmlns:v="urn:schemas-microsoft-com:vml" xmlns:w10="urn:schemas-microsoft-com:office:word" xmlns:a="http://schemas.openxmlformats.org/drawingml/2006/main" xmlns:pic="http://schemas.openxmlformats.org/drawingml/2006/picture" xmlns:wp="http://schemas.openxmlformats.org/drawingml/2006/wordprocessingDrawing">
   <w:body>
-    <w:bookmarkStart w:id="52" w:name="X907c900d8ffa85e79f790c06da38a45dbcbe2a0"/>
+    <w:bookmarkStart w:id="52" w:name="X29d9a86465489a77108718dac418b78e7c34c25"/>
     <w:p>
       <w:pPr>
         <w:pStyle w:val="Heading1"/>
@@ -20,7 +20,7 @@
           <w:bCs/>
           <w:b/>
         </w:rPr>
-        <w:t xml:space="preserve">Documento {{ proyecto.codigo_documento_base }}-106 — Versión {{ proyecto.version_actual }}</w:t>
+        <w:t xml:space="preserve">Documento {{ proyecto.codigo_documento_base }}-103 — Versión {{ proyecto.version_actual }}</w:t>
       </w:r>
     </w:p>
     <w:p>
@@ -30,7 +30,7 @@
         </w:pict>
       </w:r>
     </w:p>
-    <w:bookmarkStart w:id="20" w:name="objeto"/>
+    <w:bookmarkStart w:id="20" w:name="X9895ad7d6233bb46f1f1ab0c9c1393c5bec2388"/>
     <w:p>
       <w:pPr>
         <w:pStyle w:val="Heading2"/>
@@ -56,7 +56,7 @@
       </w:r>
     </w:p>
     <w:bookmarkEnd w:id="20"/>
-    <w:bookmarkStart w:id="23" w:name="ámbito-de-aplicación"/>
+    <w:bookmarkStart w:id="23" w:name="X8fc8dbb3b6ec36c28d12dd14a63403c8b5b20de"/>
     <w:p>
       <w:pPr>
         <w:pStyle w:val="Heading2"/>
@@ -65,7 +65,7 @@
         <w:t xml:space="preserve">2. ÁMBITO DE APLICACIÓN</w:t>
       </w:r>
     </w:p>
-    <w:bookmarkStart w:id="21" w:name="ámbito-subjetivo"/>
+    <w:bookmarkStart w:id="21" w:name="X63a95489eca53946c687fbdea465a6417e0800a"/>
     <w:p>
       <w:pPr>
         <w:pStyle w:val="Heading3"/>
@@ -84,39 +84,30 @@
     </w:p>
     <w:p>
       <w:pPr>
-        <w:numPr>
-          <w:ilvl w:val="0"/>
-          <w:numId w:val="1001"/>
-        </w:numPr>
-      </w:pPr>
-      <w:r>
-        <w:t xml:space="preserve">Todo el personal de la Entidad, con independencia de su régimen jurídico de relación, categoría profesional, antigüedad o modalidad de contratación.</w:t>
-      </w:r>
-    </w:p>
-    <w:p>
-      <w:pPr>
-        <w:numPr>
-          <w:ilvl w:val="0"/>
-          <w:numId w:val="1001"/>
-        </w:numPr>
-      </w:pPr>
-      <w:r>
-        <w:t xml:space="preserve">El personal externo, contratistas, subcontratistas, becarios, personal en prácticas y consultores con acceso a los recursos de la Entidad.</w:t>
-      </w:r>
-    </w:p>
-    <w:p>
-      <w:pPr>
-        <w:numPr>
-          <w:ilvl w:val="0"/>
-          <w:numId w:val="1001"/>
-        </w:numPr>
-      </w:pPr>
-      <w:r>
-        <w:t xml:space="preserve">Cualquier tercero al que la Entidad facilite, de forma puntual o continuada, el acceso a sus recursos tecnológicos.</w:t>
+        <w:pStyle w:val="BodyText"/>
+      </w:pPr>
+      <w:r>
+        <w:t xml:space="preserve">a) Todo el personal de la Entidad, con independencia de su régimen jurídico de relación, categoría profesional, antigüedad o modalidad de contratación.</w:t>
+      </w:r>
+    </w:p>
+    <w:p>
+      <w:pPr>
+        <w:pStyle w:val="BodyText"/>
+      </w:pPr>
+      <w:r>
+        <w:t xml:space="preserve">b) El personal externo, contratistas, subcontratistas, becarios, personal en prácticas y consultores con acceso a los recursos de la Entidad.</w:t>
+      </w:r>
+    </w:p>
+    <w:p>
+      <w:pPr>
+        <w:pStyle w:val="BodyText"/>
+      </w:pPr>
+      <w:r>
+        <w:t xml:space="preserve">c) Cualquier tercero al que la Entidad facilite, de forma puntual o continuada, el acceso a sus recursos tecnológicos.</w:t>
       </w:r>
     </w:p>
     <w:bookmarkEnd w:id="21"/>
-    <w:bookmarkStart w:id="22" w:name="ámbito-objetivo"/>
+    <w:bookmarkStart w:id="22" w:name="X058a8c55f2b84fc4e33fa8f0089ce3b17837115"/>
     <w:p>
       <w:pPr>
         <w:pStyle w:val="Heading3"/>
@@ -130,129 +121,84 @@
         <w:pStyle w:val="FirstParagraph"/>
       </w:pPr>
       <w:r>
-        <w:t xml:space="preserve">Constituyen</w:t>
-      </w:r>
-      <w:r>
-        <w:t xml:space="preserve"> </w:t>
-      </w:r>
-      <w:r>
-        <w:t xml:space="preserve">“</w:t>
-      </w:r>
-      <w:r>
-        <w:t xml:space="preserve">recursos</w:t>
-      </w:r>
-      <w:r>
-        <w:t xml:space="preserve">”</w:t>
-      </w:r>
-      <w:r>
-        <w:t xml:space="preserve"> </w:t>
-      </w:r>
-      <w:r>
-        <w:t xml:space="preserve">a los efectos del presente documento, con carácter no limitativo:</w:t>
-      </w:r>
-    </w:p>
-    <w:p>
-      <w:pPr>
-        <w:numPr>
-          <w:ilvl w:val="0"/>
-          <w:numId w:val="1002"/>
-        </w:numPr>
-      </w:pPr>
-      <w:r>
-        <w:t xml:space="preserve">Equipos informáticos de cualquier tipo (ordenadores de sobremesa, portátiles, dispositivos móviles, tabletas).</w:t>
-      </w:r>
-    </w:p>
-    <w:p>
-      <w:pPr>
-        <w:numPr>
-          <w:ilvl w:val="0"/>
-          <w:numId w:val="1002"/>
-        </w:numPr>
-      </w:pPr>
-      <w:r>
-        <w:t xml:space="preserve">Software corporativo, ya sea licenciado, propio o de terceros.</w:t>
-      </w:r>
-    </w:p>
-    <w:p>
-      <w:pPr>
-        <w:numPr>
-          <w:ilvl w:val="0"/>
-          <w:numId w:val="1002"/>
-        </w:numPr>
-      </w:pPr>
-      <w:r>
-        <w:t xml:space="preserve">Acceso a redes corporativas e Internet a través de la infraestructura de la Entidad.</w:t>
-      </w:r>
-    </w:p>
-    <w:p>
-      <w:pPr>
-        <w:numPr>
-          <w:ilvl w:val="0"/>
-          <w:numId w:val="1002"/>
-        </w:numPr>
-      </w:pPr>
-      <w:r>
-        <w:t xml:space="preserve">Cuentas de correo electrónico corporativas.</w:t>
-      </w:r>
-    </w:p>
-    <w:p>
-      <w:pPr>
-        <w:numPr>
-          <w:ilvl w:val="0"/>
-          <w:numId w:val="1002"/>
-        </w:numPr>
-      </w:pPr>
-      <w:r>
-        <w:t xml:space="preserve">Almacenamiento corporativo, ya sea local o cloud.</w:t>
-      </w:r>
-    </w:p>
-    <w:p>
-      <w:pPr>
-        <w:numPr>
-          <w:ilvl w:val="0"/>
-          <w:numId w:val="1002"/>
-        </w:numPr>
-      </w:pPr>
-      <w:r>
-        <w:t xml:space="preserve">Sistemas de telefonía, videoconferencia y mensajería corporativa.</w:t>
-      </w:r>
-    </w:p>
-    <w:p>
-      <w:pPr>
-        <w:numPr>
-          <w:ilvl w:val="0"/>
-          <w:numId w:val="1002"/>
-        </w:numPr>
-      </w:pPr>
-      <w:r>
-        <w:t xml:space="preserve">Cuentas en plataformas externas creadas en nombre de la Entidad o para el desempeño de funciones profesionales.</w:t>
-      </w:r>
-    </w:p>
-    <w:p>
-      <w:pPr>
-        <w:numPr>
-          <w:ilvl w:val="0"/>
-          <w:numId w:val="1002"/>
-        </w:numPr>
-      </w:pPr>
-      <w:r>
-        <w:t xml:space="preserve">Documentación e información en cualquier formato perteneciente a la Entidad.</w:t>
-      </w:r>
-    </w:p>
-    <w:p>
-      <w:pPr>
-        <w:numPr>
-          <w:ilvl w:val="0"/>
-          <w:numId w:val="1002"/>
-        </w:numPr>
-      </w:pPr>
-      <w:r>
-        <w:t xml:space="preserve">Cualquier otro recurso identificado en el inventario de activos.</w:t>
+        <w:t xml:space="preserve">Constituyen "recursos" a los efectos del presente documento, con carácter no limitativo:</w:t>
+      </w:r>
+    </w:p>
+    <w:p>
+      <w:pPr>
+        <w:pStyle w:val="BodyText"/>
+      </w:pPr>
+      <w:r>
+        <w:t xml:space="preserve">a) Equipos informáticos de cualquier tipo (ordenadores de sobremesa, portátiles, dispositivos móviles, tabletas).</w:t>
+      </w:r>
+    </w:p>
+    <w:p>
+      <w:pPr>
+        <w:pStyle w:val="BodyText"/>
+      </w:pPr>
+      <w:r>
+        <w:t xml:space="preserve">b) Software corporativo, ya sea licenciado, propio o de terceros.</w:t>
+      </w:r>
+    </w:p>
+    <w:p>
+      <w:pPr>
+        <w:pStyle w:val="BodyText"/>
+      </w:pPr>
+      <w:r>
+        <w:t xml:space="preserve">c) Acceso a redes corporativas e Internet a través de la infraestructura de la Entidad.</w:t>
+      </w:r>
+    </w:p>
+    <w:p>
+      <w:pPr>
+        <w:pStyle w:val="BodyText"/>
+      </w:pPr>
+      <w:r>
+        <w:t xml:space="preserve">d) Cuentas de correo electrónico corporativas.</w:t>
+      </w:r>
+    </w:p>
+    <w:p>
+      <w:pPr>
+        <w:pStyle w:val="BodyText"/>
+      </w:pPr>
+      <w:r>
+        <w:t xml:space="preserve">e) Almacenamiento corporativo, ya sea local o cloud.</w:t>
+      </w:r>
+    </w:p>
+    <w:p>
+      <w:pPr>
+        <w:pStyle w:val="BodyText"/>
+      </w:pPr>
+      <w:r>
+        <w:t xml:space="preserve">f) Sistemas de telefonía, videoconferencia y mensajería corporativa.</w:t>
+      </w:r>
+    </w:p>
+    <w:p>
+      <w:pPr>
+        <w:pStyle w:val="BodyText"/>
+      </w:pPr>
+      <w:r>
+        <w:t xml:space="preserve">g) Cuentas en plataformas externas creadas en nombre de la Entidad o para el desempeño de funciones profesionales.</w:t>
+      </w:r>
+    </w:p>
+    <w:p>
+      <w:pPr>
+        <w:pStyle w:val="BodyText"/>
+      </w:pPr>
+      <w:r>
+        <w:t xml:space="preserve">h) Documentación e información en cualquier formato perteneciente a la Entidad.</w:t>
+      </w:r>
+    </w:p>
+    <w:p>
+      <w:pPr>
+        <w:pStyle w:val="BodyText"/>
+      </w:pPr>
+      <w:r>
+        <w:t xml:space="preserve">i) Cualquier otro recurso identificado en el inventario de activos.</w:t>
       </w:r>
     </w:p>
     <w:bookmarkEnd w:id="22"/>
     <w:bookmarkEnd w:id="23"/>
-    <w:bookmarkStart w:id="24" w:name="derechos-del-personal-usuario"/>
+    <w:bookmarkStart w:id="24" w:name="X446fee366fd1c0edefd03d375c3c00ace87b53d"/>
     <w:p>
       <w:pPr>
         <w:pStyle w:val="Heading2"/>
@@ -271,61 +217,46 @@
     </w:p>
     <w:p>
       <w:pPr>
-        <w:numPr>
-          <w:ilvl w:val="0"/>
-          <w:numId w:val="1003"/>
-        </w:numPr>
-      </w:pPr>
-      <w:r>
-        <w:t xml:space="preserve">Disponer de los recursos necesarios para el correcto desempeño de las funciones que tenga encomendadas.</w:t>
-      </w:r>
-    </w:p>
-    <w:p>
-      <w:pPr>
-        <w:numPr>
-          <w:ilvl w:val="0"/>
-          <w:numId w:val="1003"/>
-        </w:numPr>
-      </w:pPr>
-      <w:r>
-        <w:t xml:space="preserve">Recibir la formación adecuada sobre el uso de los recursos puestos a su disposición y sobre las obligaciones derivadas de la presente Política.</w:t>
-      </w:r>
-    </w:p>
-    <w:p>
-      <w:pPr>
-        <w:numPr>
-          <w:ilvl w:val="0"/>
-          <w:numId w:val="1003"/>
-        </w:numPr>
-      </w:pPr>
-      <w:r>
-        <w:t xml:space="preserve">Conocer las medidas de monitorización a las que estén sujetos los recursos que utiliza, conforme al apartado 9 del presente documento, en cumplimiento del artículo 87 de la LOPDGDD.</w:t>
-      </w:r>
-    </w:p>
-    <w:p>
-      <w:pPr>
-        <w:numPr>
-          <w:ilvl w:val="0"/>
-          <w:numId w:val="1003"/>
-        </w:numPr>
-      </w:pPr>
-      <w:r>
-        <w:t xml:space="preserve">Ser informado de las consecuencias del incumplimiento de la presente Política.</w:t>
-      </w:r>
-    </w:p>
-    <w:p>
-      <w:pPr>
-        <w:numPr>
-          <w:ilvl w:val="0"/>
-          <w:numId w:val="1003"/>
-        </w:numPr>
-      </w:pPr>
-      <w:r>
-        <w:t xml:space="preserve">Recibir asistencia técnica del Responsable del Sistema cuando experimente dificultades en el uso de los recursos.</w:t>
+        <w:pStyle w:val="BodyText"/>
+      </w:pPr>
+      <w:r>
+        <w:t xml:space="preserve">a) Disponer de los recursos necesarios para el correcto desempeño de las funciones que tenga encomendadas.</w:t>
+      </w:r>
+    </w:p>
+    <w:p>
+      <w:pPr>
+        <w:pStyle w:val="BodyText"/>
+      </w:pPr>
+      <w:r>
+        <w:t xml:space="preserve">b) Recibir la formación adecuada sobre el uso de los recursos puestos a su disposición y sobre las obligaciones derivadas de la presente Política.</w:t>
+      </w:r>
+    </w:p>
+    <w:p>
+      <w:pPr>
+        <w:pStyle w:val="BodyText"/>
+      </w:pPr>
+      <w:r>
+        <w:t xml:space="preserve">c) Conocer las medidas de monitorización a las que estén sujetos los recursos que utiliza, conforme al apartado 9 del presente documento, en cumplimiento del artículo 87 de la LOPDGDD.</w:t>
+      </w:r>
+    </w:p>
+    <w:p>
+      <w:pPr>
+        <w:pStyle w:val="BodyText"/>
+      </w:pPr>
+      <w:r>
+        <w:t xml:space="preserve">d) Ser informado de las consecuencias del incumplimiento de la presente Política.</w:t>
+      </w:r>
+    </w:p>
+    <w:p>
+      <w:pPr>
+        <w:pStyle w:val="BodyText"/>
+      </w:pPr>
+      <w:r>
+        <w:t xml:space="preserve">e) Recibir asistencia técnica del Responsable del Sistema cuando experimente dificultades en el uso de los recursos.</w:t>
       </w:r>
     </w:p>
     <w:bookmarkEnd w:id="24"/>
-    <w:bookmarkStart w:id="28" w:name="normas-generales-de-uso"/>
+    <w:bookmarkStart w:id="28" w:name="X804bd484ca543fdeea10751767a09079bab6ee1"/>
     <w:p>
       <w:pPr>
         <w:pStyle w:val="Heading2"/>
@@ -334,7 +265,7 @@
         <w:t xml:space="preserve">4. NORMAS GENERALES DE USO</w:t>
       </w:r>
     </w:p>
-    <w:bookmarkStart w:id="25" w:name="finalidad-profesional"/>
+    <w:bookmarkStart w:id="25" w:name="X459a17c40ccbe007072876f8faf1dc95b6451f7"/>
     <w:p>
       <w:pPr>
         <w:pStyle w:val="Heading3"/>
@@ -393,61 +324,46 @@
     </w:p>
     <w:p>
       <w:pPr>
-        <w:numPr>
-          <w:ilvl w:val="0"/>
-          <w:numId w:val="1004"/>
-        </w:numPr>
-      </w:pPr>
-      <w:r>
-        <w:t xml:space="preserve">No interfiera con el desempeño normal de las funciones profesionales.</w:t>
-      </w:r>
-    </w:p>
-    <w:p>
-      <w:pPr>
-        <w:numPr>
-          <w:ilvl w:val="0"/>
-          <w:numId w:val="1004"/>
-        </w:numPr>
-      </w:pPr>
-      <w:r>
-        <w:t xml:space="preserve">No suponga un coste significativo para la Entidad.</w:t>
-      </w:r>
-    </w:p>
-    <w:p>
-      <w:pPr>
-        <w:numPr>
-          <w:ilvl w:val="0"/>
-          <w:numId w:val="1004"/>
-        </w:numPr>
-      </w:pPr>
-      <w:r>
-        <w:t xml:space="preserve">No comprometa la seguridad de los sistemas, la información o las comunicaciones.</w:t>
-      </w:r>
-    </w:p>
-    <w:p>
-      <w:pPr>
-        <w:numPr>
-          <w:ilvl w:val="0"/>
-          <w:numId w:val="1004"/>
-        </w:numPr>
-      </w:pPr>
-      <w:r>
-        <w:t xml:space="preserve">No vulnere la legislación vigente ni las normas internas de la Entidad.</w:t>
-      </w:r>
-    </w:p>
-    <w:p>
-      <w:pPr>
-        <w:numPr>
-          <w:ilvl w:val="0"/>
-          <w:numId w:val="1004"/>
-        </w:numPr>
-      </w:pPr>
-      <w:r>
-        <w:t xml:space="preserve">No afecte negativamente a la imagen o reputación de la Entidad.</w:t>
+        <w:pStyle w:val="BodyText"/>
+      </w:pPr>
+      <w:r>
+        <w:t xml:space="preserve">a) No interfiera con el desempeño normal de las funciones profesionales.</w:t>
+      </w:r>
+    </w:p>
+    <w:p>
+      <w:pPr>
+        <w:pStyle w:val="BodyText"/>
+      </w:pPr>
+      <w:r>
+        <w:t xml:space="preserve">b) No suponga un coste significativo para la Entidad.</w:t>
+      </w:r>
+    </w:p>
+    <w:p>
+      <w:pPr>
+        <w:pStyle w:val="BodyText"/>
+      </w:pPr>
+      <w:r>
+        <w:t xml:space="preserve">c) No comprometa la seguridad de los sistemas, la información o las comunicaciones.</w:t>
+      </w:r>
+    </w:p>
+    <w:p>
+      <w:pPr>
+        <w:pStyle w:val="BodyText"/>
+      </w:pPr>
+      <w:r>
+        <w:t xml:space="preserve">d) No vulnere la legislación vigente ni las normas internas de la Entidad.</w:t>
+      </w:r>
+    </w:p>
+    <w:p>
+      <w:pPr>
+        <w:pStyle w:val="BodyText"/>
+      </w:pPr>
+      <w:r>
+        <w:t xml:space="preserve">e) No afecte negativamente a la imagen o reputación de la Entidad.</w:t>
       </w:r>
     </w:p>
     <w:bookmarkEnd w:id="25"/>
-    <w:bookmarkStart w:id="26" w:name="diligencia-y-custodia"/>
+    <w:bookmarkStart w:id="26" w:name="X7b24a2144724b5506b657ae659afb678c5fd87e"/>
     <w:p>
       <w:pPr>
         <w:pStyle w:val="Heading3"/>
@@ -466,50 +382,38 @@
     </w:p>
     <w:p>
       <w:pPr>
-        <w:numPr>
-          <w:ilvl w:val="0"/>
-          <w:numId w:val="1005"/>
-        </w:numPr>
-      </w:pPr>
-      <w:r>
-        <w:t xml:space="preserve">Mantener los equipos y soportes en condiciones adecuadas de conservación.</w:t>
-      </w:r>
-    </w:p>
-    <w:p>
-      <w:pPr>
-        <w:numPr>
-          <w:ilvl w:val="0"/>
-          <w:numId w:val="1005"/>
-        </w:numPr>
-      </w:pPr>
-      <w:r>
-        <w:t xml:space="preserve">Bloquear la sesión cuando se ausente del puesto de trabajo, aunque sea por un breve periodo.</w:t>
-      </w:r>
-    </w:p>
-    <w:p>
-      <w:pPr>
-        <w:numPr>
-          <w:ilvl w:val="0"/>
-          <w:numId w:val="1005"/>
-        </w:numPr>
-      </w:pPr>
-      <w:r>
-        <w:t xml:space="preserve">Adoptar las medidas razonables para evitar la sustracción, pérdida, daño o acceso no autorizado por terceros.</w:t>
-      </w:r>
-    </w:p>
-    <w:p>
-      <w:pPr>
-        <w:numPr>
-          <w:ilvl w:val="0"/>
-          <w:numId w:val="1005"/>
-        </w:numPr>
-      </w:pPr>
-      <w:r>
-        <w:t xml:space="preserve">Notificar de inmediato cualquier incidencia, anomalía o sospecha de incidente al Responsable del Sistema o al Responsable de la Seguridad.</w:t>
+        <w:pStyle w:val="BodyText"/>
+      </w:pPr>
+      <w:r>
+        <w:t xml:space="preserve">a) Mantener los equipos y soportes en condiciones adecuadas de conservación.</w:t>
+      </w:r>
+    </w:p>
+    <w:p>
+      <w:pPr>
+        <w:pStyle w:val="BodyText"/>
+      </w:pPr>
+      <w:r>
+        <w:t xml:space="preserve">b) Bloquear la sesión cuando se ausente del puesto de trabajo, aunque sea por un breve periodo.</w:t>
+      </w:r>
+    </w:p>
+    <w:p>
+      <w:pPr>
+        <w:pStyle w:val="BodyText"/>
+      </w:pPr>
+      <w:r>
+        <w:t xml:space="preserve">c) Adoptar las medidas razonables para evitar la sustracción, pérdida, daño o acceso no autorizado por terceros.</w:t>
+      </w:r>
+    </w:p>
+    <w:p>
+      <w:pPr>
+        <w:pStyle w:val="BodyText"/>
+      </w:pPr>
+      <w:r>
+        <w:t xml:space="preserve">d) Notificar de inmediato cualquier incidencia, anomalía o sospecha de incidente al Responsable del Sistema o al Responsable de la Seguridad.</w:t>
       </w:r>
     </w:p>
     <w:bookmarkEnd w:id="26"/>
-    <w:bookmarkStart w:id="27" w:name="confidencialidad"/>
+    <w:bookmarkStart w:id="27" w:name="X29d0379ce569e67b3bff18571fffe26a0930a7d"/>
     <w:p>
       <w:pPr>
         <w:pStyle w:val="Heading3"/>
@@ -528,51 +432,39 @@
     </w:p>
     <w:p>
       <w:pPr>
-        <w:numPr>
-          <w:ilvl w:val="0"/>
-          <w:numId w:val="1006"/>
-        </w:numPr>
-      </w:pPr>
-      <w:r>
-        <w:t xml:space="preserve">No divulgar, copiar, reproducir o difundir información confidencial de la Entidad fuera del ámbito de sus funciones.</w:t>
-      </w:r>
-    </w:p>
-    <w:p>
-      <w:pPr>
-        <w:numPr>
-          <w:ilvl w:val="0"/>
-          <w:numId w:val="1006"/>
-        </w:numPr>
-      </w:pPr>
-      <w:r>
-        <w:t xml:space="preserve">No utilizar información confidencial para finalidades distintas de aquellas para las que ha sido legítimamente obtenida.</w:t>
-      </w:r>
-    </w:p>
-    <w:p>
-      <w:pPr>
-        <w:numPr>
-          <w:ilvl w:val="0"/>
-          <w:numId w:val="1006"/>
-        </w:numPr>
-      </w:pPr>
-      <w:r>
-        <w:t xml:space="preserve">Adoptar las precauciones razonables para evitar que terceros no autorizados accedan a la información, especialmente en espacios públicos, durante el trabajo a distancia o en desplazamientos.</w:t>
-      </w:r>
-    </w:p>
-    <w:p>
-      <w:pPr>
-        <w:numPr>
-          <w:ilvl w:val="0"/>
-          <w:numId w:val="1006"/>
-        </w:numPr>
-      </w:pPr>
-      <w:r>
-        <w:t xml:space="preserve">Mantener la obligación de confidencialidad incluso después de la extinción de la relación con la Entidad, conforme a los compromisos suscritos.</w:t>
+        <w:pStyle w:val="BodyText"/>
+      </w:pPr>
+      <w:r>
+        <w:t xml:space="preserve">a) No divulgar, copiar, reproducir o difundir información confidencial de la Entidad fuera del ámbito de sus funciones.</w:t>
+      </w:r>
+    </w:p>
+    <w:p>
+      <w:pPr>
+        <w:pStyle w:val="BodyText"/>
+      </w:pPr>
+      <w:r>
+        <w:t xml:space="preserve">b) No utilizar información confidencial para finalidades distintas de aquellas para las que ha sido legítimamente obtenida.</w:t>
+      </w:r>
+    </w:p>
+    <w:p>
+      <w:pPr>
+        <w:pStyle w:val="BodyText"/>
+      </w:pPr>
+      <w:r>
+        <w:t xml:space="preserve">c) Adoptar las precauciones razonables para evitar que terceros no autorizados accedan a la información, especialmente en espacios públicos, durante el trabajo a distancia o en desplazamientos.</w:t>
+      </w:r>
+    </w:p>
+    <w:p>
+      <w:pPr>
+        <w:pStyle w:val="BodyText"/>
+      </w:pPr>
+      <w:r>
+        <w:t xml:space="preserve">d) Mantener la obligación de confidencialidad incluso después de la extinción de la relación con la Entidad, conforme a los compromisos suscritos.</w:t>
       </w:r>
     </w:p>
     <w:bookmarkEnd w:id="27"/>
     <w:bookmarkEnd w:id="28"/>
-    <w:bookmarkStart w:id="33" w:name="usos-prohibidos"/>
+    <w:bookmarkStart w:id="33" w:name="X13766c758dcd79b3e2dadbbc4715517b5f2acd6"/>
     <w:p>
       <w:pPr>
         <w:pStyle w:val="Heading2"/>
@@ -602,7 +494,7 @@
         <w:t xml:space="preserve">:</w:t>
       </w:r>
     </w:p>
-    <w:bookmarkStart w:id="29" w:name="X8aeae4c305f2c82f12da355b89c615cdc2d76c9"/>
+    <w:bookmarkStart w:id="29" w:name="X8639c2bd0b7648940bcf0abb72fb7de404685a0"/>
     <w:p>
       <w:pPr>
         <w:pStyle w:val="Heading3"/>
@@ -613,72 +505,54 @@
     </w:p>
     <w:p>
       <w:pPr>
-        <w:numPr>
-          <w:ilvl w:val="0"/>
-          <w:numId w:val="1007"/>
-        </w:numPr>
-      </w:pPr>
-      <w:r>
-        <w:t xml:space="preserve">Realizar acciones, intencionales o por negligencia grave, que puedan comprometer la disponibilidad, integridad, confidencialidad, autenticidad o trazabilidad de los sistemas o de la información.</w:t>
-      </w:r>
-    </w:p>
-    <w:p>
-      <w:pPr>
-        <w:numPr>
-          <w:ilvl w:val="0"/>
-          <w:numId w:val="1007"/>
-        </w:numPr>
-      </w:pPr>
-      <w:r>
-        <w:t xml:space="preserve">Instalar software no autorizado, incluidos programas, aplicaciones, extensiones de navegador, complementos, juegos y servicios cloud no aprobados.</w:t>
-      </w:r>
-    </w:p>
-    <w:p>
-      <w:pPr>
-        <w:numPr>
-          <w:ilvl w:val="0"/>
-          <w:numId w:val="1007"/>
-        </w:numPr>
-      </w:pPr>
-      <w:r>
-        <w:t xml:space="preserve">Modificar la configuración de seguridad de los equipos sin autorización expresa del Responsable del Sistema.</w:t>
-      </w:r>
-    </w:p>
-    <w:p>
-      <w:pPr>
-        <w:numPr>
-          <w:ilvl w:val="0"/>
-          <w:numId w:val="1007"/>
-        </w:numPr>
-      </w:pPr>
-      <w:r>
-        <w:t xml:space="preserve">Conectar dispositivos personales a la red corporativa fuera de los supuestos autorizados por la Política de uso de dispositivos personales (BYOD).</w:t>
-      </w:r>
-    </w:p>
-    <w:p>
-      <w:pPr>
-        <w:numPr>
-          <w:ilvl w:val="0"/>
-          <w:numId w:val="1007"/>
-        </w:numPr>
-      </w:pPr>
-      <w:r>
-        <w:t xml:space="preserve">Eludir o intentar eludir los mecanismos de seguridad implantados por la Entidad, incluyendo sistemas antimalware, filtros de contenido, controles de acceso, herramientas de monitorización y cualquier otro control de seguridad.</w:t>
-      </w:r>
-    </w:p>
-    <w:p>
-      <w:pPr>
-        <w:numPr>
-          <w:ilvl w:val="0"/>
-          <w:numId w:val="1007"/>
-        </w:numPr>
-      </w:pPr>
-      <w:r>
-        <w:t xml:space="preserve">Utilizar herramientas de hacking, escaneo de vulnerabilidades, sniffing de red u otras herramientas ofensivas, salvo cuando ello forme parte explícita de las funciones laborales y exista autorización expresa.</w:t>
+        <w:pStyle w:val="FirstParagraph"/>
+      </w:pPr>
+      <w:r>
+        <w:t xml:space="preserve">a) Realizar acciones, intencionales o por negligencia grave, que puedan comprometer la disponibilidad, integridad, confidencialidad, autenticidad o trazabilidad de los sistemas o de la información.</w:t>
+      </w:r>
+    </w:p>
+    <w:p>
+      <w:pPr>
+        <w:pStyle w:val="BodyText"/>
+      </w:pPr>
+      <w:r>
+        <w:t xml:space="preserve">b) Instalar software no autorizado, incluidos programas, aplicaciones, extensiones de navegador, complementos, juegos y servicios cloud no aprobados.</w:t>
+      </w:r>
+    </w:p>
+    <w:p>
+      <w:pPr>
+        <w:pStyle w:val="BodyText"/>
+      </w:pPr>
+      <w:r>
+        <w:t xml:space="preserve">c) Modificar la configuración de seguridad de los equipos sin autorización expresa del Responsable del Sistema.</w:t>
+      </w:r>
+    </w:p>
+    <w:p>
+      <w:pPr>
+        <w:pStyle w:val="BodyText"/>
+      </w:pPr>
+      <w:r>
+        <w:t xml:space="preserve">d) Conectar dispositivos personales a la red corporativa fuera de los supuestos autorizados por la Política de uso de dispositivos personales (BYOD).</w:t>
+      </w:r>
+    </w:p>
+    <w:p>
+      <w:pPr>
+        <w:pStyle w:val="BodyText"/>
+      </w:pPr>
+      <w:r>
+        <w:t xml:space="preserve">e) Eludir o intentar eludir los mecanismos de seguridad implantados por la Entidad, incluyendo sistemas antimalware, filtros de contenido, controles de acceso, herramientas de monitorización y cualquier otro control de seguridad.</w:t>
+      </w:r>
+    </w:p>
+    <w:p>
+      <w:pPr>
+        <w:pStyle w:val="BodyText"/>
+      </w:pPr>
+      <w:r>
+        <w:t xml:space="preserve">f) Utilizar herramientas de hacking, escaneo de vulnerabilidades, sniffing de red u otras herramientas ofensivas, salvo cuando ello forme parte explícita de las funciones laborales y exista autorización expresa.</w:t>
       </w:r>
     </w:p>
     <w:bookmarkEnd w:id="29"/>
-    <w:bookmarkStart w:id="30" w:name="en-relación-con-el-contenido"/>
+    <w:bookmarkStart w:id="30" w:name="X1fe4cd99cb7ddc0df3eb0d3a6f6526c88cc9559"/>
     <w:p>
       <w:pPr>
         <w:pStyle w:val="Heading3"/>
@@ -689,61 +563,46 @@
     </w:p>
     <w:p>
       <w:pPr>
-        <w:numPr>
-          <w:ilvl w:val="0"/>
-          <w:numId w:val="1008"/>
-        </w:numPr>
-      </w:pPr>
-      <w:r>
-        <w:t xml:space="preserve">Almacenar, distribuir, descargar, reproducir o difundir contenidos ilegales, ofensivos, discriminatorios, sexistas, racistas, xenófobos, violentos, pornográficos, de apología del terrorismo o de cualquier otra naturaleza contraria a la dignidad de las personas o a la legislación vigente.</w:t>
-      </w:r>
-    </w:p>
-    <w:p>
-      <w:pPr>
-        <w:numPr>
-          <w:ilvl w:val="0"/>
-          <w:numId w:val="1008"/>
-        </w:numPr>
-      </w:pPr>
-      <w:r>
-        <w:t xml:space="preserve">Vulnerar derechos de propiedad intelectual o industrial mediante la descarga, reproducción, distribución o uso no autorizado de obras protegidas.</w:t>
-      </w:r>
-    </w:p>
-    <w:p>
-      <w:pPr>
-        <w:numPr>
-          <w:ilvl w:val="0"/>
-          <w:numId w:val="1008"/>
-        </w:numPr>
-      </w:pPr>
-      <w:r>
-        <w:t xml:space="preserve">Suplantar la identidad de otras personas, físicas o jurídicas, mediante el uso de cuentas, firmas electrónicas o cualquier otro mecanismo de identificación.</w:t>
-      </w:r>
-    </w:p>
-    <w:p>
-      <w:pPr>
-        <w:numPr>
-          <w:ilvl w:val="0"/>
-          <w:numId w:val="1008"/>
-        </w:numPr>
-      </w:pPr>
-      <w:r>
-        <w:t xml:space="preserve">Difundir información falsa, calumniosa o injuriosa sobre la Entidad, su personal, sus partes interesadas o terceros.</w:t>
-      </w:r>
-    </w:p>
-    <w:p>
-      <w:pPr>
-        <w:numPr>
-          <w:ilvl w:val="0"/>
-          <w:numId w:val="1008"/>
-        </w:numPr>
-      </w:pPr>
-      <w:r>
-        <w:t xml:space="preserve">Utilizar los recursos de la Entidad para actividades comerciales, lucrativas o políticas ajenas a las funciones profesionales.</w:t>
+        <w:pStyle w:val="FirstParagraph"/>
+      </w:pPr>
+      <w:r>
+        <w:t xml:space="preserve">a) Almacenar, distribuir, descargar, reproducir o difundir contenidos ilegales, ofensivos, discriminatorios, sexistas, racistas, xenófobos, violentos, pornográficos, de apología del terrorismo o de cualquier otra naturaleza contraria a la dignidad de las personas o a la legislación vigente.</w:t>
+      </w:r>
+    </w:p>
+    <w:p>
+      <w:pPr>
+        <w:pStyle w:val="BodyText"/>
+      </w:pPr>
+      <w:r>
+        <w:t xml:space="preserve">b) Vulnerar derechos de propiedad intelectual o industrial mediante la descarga, reproducción, distribución o uso no autorizado de obras protegidas.</w:t>
+      </w:r>
+    </w:p>
+    <w:p>
+      <w:pPr>
+        <w:pStyle w:val="BodyText"/>
+      </w:pPr>
+      <w:r>
+        <w:t xml:space="preserve">c) Suplantar la identidad de otras personas, físicas o jurídicas, mediante el uso de cuentas, firmas electrónicas o cualquier otro mecanismo de identificación.</w:t>
+      </w:r>
+    </w:p>
+    <w:p>
+      <w:pPr>
+        <w:pStyle w:val="BodyText"/>
+      </w:pPr>
+      <w:r>
+        <w:t xml:space="preserve">d) Difundir información falsa, calumniosa o injuriosa sobre la Entidad, su personal, sus partes interesadas o terceros.</w:t>
+      </w:r>
+    </w:p>
+    <w:p>
+      <w:pPr>
+        <w:pStyle w:val="BodyText"/>
+      </w:pPr>
+      <w:r>
+        <w:t xml:space="preserve">e) Utilizar los recursos de la Entidad para actividades comerciales, lucrativas o políticas ajenas a las funciones profesionales.</w:t>
       </w:r>
     </w:p>
     <w:bookmarkEnd w:id="30"/>
-    <w:bookmarkStart w:id="31" w:name="en-relación-con-datos-personales"/>
+    <w:bookmarkStart w:id="31" w:name="X9dead4bcdb28c96d71a78cfcb8b234362b73bea"/>
     <w:p>
       <w:pPr>
         <w:pStyle w:val="Heading3"/>
@@ -754,50 +613,38 @@
     </w:p>
     <w:p>
       <w:pPr>
-        <w:numPr>
-          <w:ilvl w:val="0"/>
-          <w:numId w:val="1009"/>
-        </w:numPr>
-      </w:pPr>
-      <w:r>
-        <w:t xml:space="preserve">Tratar datos personales para finalidades distintas de las legítimas y previstas en el ejercicio de las funciones profesionales.</w:t>
-      </w:r>
-    </w:p>
-    <w:p>
-      <w:pPr>
-        <w:numPr>
-          <w:ilvl w:val="0"/>
-          <w:numId w:val="1009"/>
-        </w:numPr>
-      </w:pPr>
-      <w:r>
-        <w:t xml:space="preserve">Comunicar datos personales a terceros sin autorización del Responsable del Tratamiento o sin la base de legitimación correspondiente conforme al RGPD.</w:t>
-      </w:r>
-    </w:p>
-    <w:p>
-      <w:pPr>
-        <w:numPr>
-          <w:ilvl w:val="0"/>
-          <w:numId w:val="1009"/>
-        </w:numPr>
-      </w:pPr>
-      <w:r>
-        <w:t xml:space="preserve">Almacenar datos personales en dispositivos o servicios no autorizados por la Entidad.</w:t>
-      </w:r>
-    </w:p>
-    <w:p>
-      <w:pPr>
-        <w:numPr>
-          <w:ilvl w:val="0"/>
-          <w:numId w:val="1009"/>
-        </w:numPr>
-      </w:pPr>
-      <w:r>
-        <w:t xml:space="preserve">Realizar copias o extracciones masivas de datos personales sin autorización expresa.</w:t>
+        <w:pStyle w:val="FirstParagraph"/>
+      </w:pPr>
+      <w:r>
+        <w:t xml:space="preserve">a) Tratar datos personales para finalidades distintas de las legítimas y previstas en el ejercicio de las funciones profesionales.</w:t>
+      </w:r>
+    </w:p>
+    <w:p>
+      <w:pPr>
+        <w:pStyle w:val="BodyText"/>
+      </w:pPr>
+      <w:r>
+        <w:t xml:space="preserve">b) Comunicar datos personales a terceros sin autorización del Responsable del Tratamiento o sin la base de legitimación correspondiente conforme al RGPD.</w:t>
+      </w:r>
+    </w:p>
+    <w:p>
+      <w:pPr>
+        <w:pStyle w:val="BodyText"/>
+      </w:pPr>
+      <w:r>
+        <w:t xml:space="preserve">c) Almacenar datos personales en dispositivos o servicios no autorizados por la Entidad.</w:t>
+      </w:r>
+    </w:p>
+    <w:p>
+      <w:pPr>
+        <w:pStyle w:val="BodyText"/>
+      </w:pPr>
+      <w:r>
+        <w:t xml:space="preserve">d) Realizar copias o extracciones masivas de datos personales sin autorización expresa.</w:t>
       </w:r>
     </w:p>
     <w:bookmarkEnd w:id="31"/>
-    <w:bookmarkStart w:id="32" w:name="Xb10cc2dbb68252768ae72f95a37198772fe1d5a"/>
+    <w:bookmarkStart w:id="32" w:name="X3c0bca16914027c4cccb830fca63990eb4b6cb0"/>
     <w:p>
       <w:pPr>
         <w:pStyle w:val="Heading3"/>
@@ -808,51 +655,39 @@
     </w:p>
     <w:p>
       <w:pPr>
-        <w:numPr>
-          <w:ilvl w:val="0"/>
-          <w:numId w:val="1010"/>
-        </w:numPr>
-      </w:pPr>
-      <w:r>
-        <w:t xml:space="preserve">Comunicar las credenciales de autenticación personales a otra persona, sea o no del personal de la Entidad.</w:t>
-      </w:r>
-    </w:p>
-    <w:p>
-      <w:pPr>
-        <w:numPr>
-          <w:ilvl w:val="0"/>
-          <w:numId w:val="1010"/>
-        </w:numPr>
-      </w:pPr>
-      <w:r>
-        <w:t xml:space="preserve">Utilizar las credenciales de otro usuario, incluso con su consentimiento.</w:t>
-      </w:r>
-    </w:p>
-    <w:p>
-      <w:pPr>
-        <w:numPr>
-          <w:ilvl w:val="0"/>
-          <w:numId w:val="1010"/>
-        </w:numPr>
-      </w:pPr>
-      <w:r>
-        <w:t xml:space="preserve">Anotar las credenciales en soportes accesibles a terceros.</w:t>
-      </w:r>
-    </w:p>
-    <w:p>
-      <w:pPr>
-        <w:numPr>
-          <w:ilvl w:val="0"/>
-          <w:numId w:val="1010"/>
-        </w:numPr>
-      </w:pPr>
-      <w:r>
-        <w:t xml:space="preserve">Reutilizar las credenciales corporativas en sistemas o servicios externos a la Entidad.</w:t>
+        <w:pStyle w:val="FirstParagraph"/>
+      </w:pPr>
+      <w:r>
+        <w:t xml:space="preserve">a) Comunicar las credenciales de autenticación personales a otra persona, sea o no del personal de la Entidad.</w:t>
+      </w:r>
+    </w:p>
+    <w:p>
+      <w:pPr>
+        <w:pStyle w:val="BodyText"/>
+      </w:pPr>
+      <w:r>
+        <w:t xml:space="preserve">b) Utilizar las credenciales de otro usuario, incluso con su consentimiento.</w:t>
+      </w:r>
+    </w:p>
+    <w:p>
+      <w:pPr>
+        <w:pStyle w:val="BodyText"/>
+      </w:pPr>
+      <w:r>
+        <w:t xml:space="preserve">c) Anotar las credenciales en soportes accesibles a terceros.</w:t>
+      </w:r>
+    </w:p>
+    <w:p>
+      <w:pPr>
+        <w:pStyle w:val="BodyText"/>
+      </w:pPr>
+      <w:r>
+        <w:t xml:space="preserve">d) Reutilizar las credenciales corporativas en sistemas o servicios externos a la Entidad.</w:t>
       </w:r>
     </w:p>
     <w:bookmarkEnd w:id="32"/>
     <w:bookmarkEnd w:id="33"/>
-    <w:bookmarkStart w:id="36" w:name="uso-del-correo-electrónico-corporativo"/>
+    <w:bookmarkStart w:id="36" w:name="X4398eb25c53c39330c224d0d834334f7add88ac"/>
     <w:p>
       <w:pPr>
         <w:pStyle w:val="Heading2"/>
@@ -861,7 +696,7 @@
         <w:t xml:space="preserve">6. USO DEL CORREO ELECTRÓNICO CORPORATIVO</w:t>
       </w:r>
     </w:p>
-    <w:bookmarkStart w:id="34" w:name="naturaleza-del-correo-corporativo"/>
+    <w:bookmarkStart w:id="34" w:name="X441405dee33dff94b3b536a22e81cd10ede9b3f"/>
     <w:p>
       <w:pPr>
         <w:pStyle w:val="Heading3"/>
@@ -892,7 +727,7 @@
       </w:r>
     </w:p>
     <w:bookmarkEnd w:id="34"/>
-    <w:bookmarkStart w:id="35" w:name="reglas-específicas"/>
+    <w:bookmarkStart w:id="35" w:name="Xfd59f69673c7f55b09202bd736845d3bde22926"/>
     <w:p>
       <w:pPr>
         <w:pStyle w:val="Heading3"/>
@@ -911,68 +746,50 @@
     </w:p>
     <w:p>
       <w:pPr>
-        <w:numPr>
-          <w:ilvl w:val="0"/>
-          <w:numId w:val="1011"/>
-        </w:numPr>
-      </w:pPr>
-      <w:r>
-        <w:t xml:space="preserve">Utilizar exclusivamente la cuenta corporativa para comunicaciones profesionales en nombre de la Entidad.</w:t>
-      </w:r>
-    </w:p>
-    <w:p>
-      <w:pPr>
-        <w:numPr>
-          <w:ilvl w:val="0"/>
-          <w:numId w:val="1011"/>
-        </w:numPr>
-      </w:pPr>
-      <w:r>
-        <w:t xml:space="preserve">Verificar la identidad del destinatario antes de enviar información sensible.</w:t>
-      </w:r>
-    </w:p>
-    <w:p>
-      <w:pPr>
-        <w:numPr>
-          <w:ilvl w:val="0"/>
-          <w:numId w:val="1011"/>
-        </w:numPr>
-      </w:pPr>
-      <w:r>
-        <w:t xml:space="preserve">Cifrar los mensajes que contengan información confidencial cuando la herramienta lo permita.</w:t>
-      </w:r>
-    </w:p>
-    <w:p>
-      <w:pPr>
-        <w:numPr>
-          <w:ilvl w:val="0"/>
-          <w:numId w:val="1011"/>
-        </w:numPr>
-      </w:pPr>
-      <w:r>
-        <w:t xml:space="preserve">No abrir adjuntos o enlaces sospechosos de remitentes desconocidos o inesperados.</w:t>
-      </w:r>
-    </w:p>
-    <w:p>
-      <w:pPr>
-        <w:numPr>
-          <w:ilvl w:val="0"/>
-          <w:numId w:val="1011"/>
-        </w:numPr>
-      </w:pPr>
-      <w:r>
-        <w:t xml:space="preserve">Notificar de inmediato al Responsable de la Seguridad cualquier mensaje sospechoso de constituir un intento de phishing, spear-phishing, suplantación o cualquier otro fraude.</w:t>
-      </w:r>
-    </w:p>
-    <w:p>
-      <w:pPr>
-        <w:numPr>
-          <w:ilvl w:val="0"/>
-          <w:numId w:val="1011"/>
-        </w:numPr>
-      </w:pPr>
-      <w:r>
-        <w:t xml:space="preserve">No participar en cadenas de correos masivos,</w:t>
+        <w:pStyle w:val="BodyText"/>
+      </w:pPr>
+      <w:r>
+        <w:t xml:space="preserve">a) Utilizar exclusivamente la cuenta corporativa para comunicaciones profesionales en nombre de la Entidad.</w:t>
+      </w:r>
+    </w:p>
+    <w:p>
+      <w:pPr>
+        <w:pStyle w:val="BodyText"/>
+      </w:pPr>
+      <w:r>
+        <w:t xml:space="preserve">b) Verificar la identidad del destinatario antes de enviar información sensible.</w:t>
+      </w:r>
+    </w:p>
+    <w:p>
+      <w:pPr>
+        <w:pStyle w:val="BodyText"/>
+      </w:pPr>
+      <w:r>
+        <w:t xml:space="preserve">c) Cifrar los mensajes que contengan información confidencial cuando la herramienta lo permita.</w:t>
+      </w:r>
+    </w:p>
+    <w:p>
+      <w:pPr>
+        <w:pStyle w:val="BodyText"/>
+      </w:pPr>
+      <w:r>
+        <w:t xml:space="preserve">d) No abrir adjuntos o enlaces sospechosos de remitentes desconocidos o inesperados.</w:t>
+      </w:r>
+    </w:p>
+    <w:p>
+      <w:pPr>
+        <w:pStyle w:val="BodyText"/>
+      </w:pPr>
+      <w:r>
+        <w:t xml:space="preserve">e) Notificar de inmediato al Responsable de la Seguridad cualquier mensaje sospechoso de constituir un intento de phishing, spear-phishing, suplantación o cualquier otro fraude.</w:t>
+      </w:r>
+    </w:p>
+    <w:p>
+      <w:pPr>
+        <w:pStyle w:val="BodyText"/>
+      </w:pPr>
+      <w:r>
+        <w:t xml:space="preserve">f) No participar en cadenas de correos masivos,</w:t>
       </w:r>
       <w:r>
         <w:t xml:space="preserve"> </w:t>
@@ -993,18 +810,15 @@
     </w:p>
     <w:p>
       <w:pPr>
-        <w:numPr>
-          <w:ilvl w:val="0"/>
-          <w:numId w:val="1011"/>
-        </w:numPr>
-      </w:pPr>
-      <w:r>
-        <w:t xml:space="preserve">Adoptar precauciones especiales al utilizar las funciones de respuesta automática durante ausencias.</w:t>
+        <w:pStyle w:val="BodyText"/>
+      </w:pPr>
+      <w:r>
+        <w:t xml:space="preserve">g) Adoptar precauciones especiales al utilizar las funciones de respuesta automática durante ausencias.</w:t>
       </w:r>
     </w:p>
     <w:bookmarkEnd w:id="35"/>
     <w:bookmarkEnd w:id="36"/>
-    <w:bookmarkStart w:id="40" w:name="navegación-por-internet"/>
+    <w:bookmarkStart w:id="40" w:name="Xdb0369375ca40828a7bfae9d3a80da53f16432e"/>
     <w:p>
       <w:pPr>
         <w:pStyle w:val="Heading2"/>
@@ -1013,7 +827,7 @@
         <w:t xml:space="preserve">7. NAVEGACIÓN POR INTERNET</w:t>
       </w:r>
     </w:p>
-    <w:bookmarkStart w:id="37" w:name="uso-responsable"/>
+    <w:bookmarkStart w:id="37" w:name="X95a625c357220282cbb335874f5a97c2687b861"/>
     <w:p>
       <w:pPr>
         <w:pStyle w:val="Heading3"/>
@@ -1031,7 +845,7 @@
       </w:r>
     </w:p>
     <w:bookmarkEnd w:id="37"/>
-    <w:bookmarkStart w:id="38" w:name="filtrado-de-contenidos"/>
+    <w:bookmarkStart w:id="38" w:name="X3aec1c1ae974d690fa89c22db1bfc21dd99abfb"/>
     <w:p>
       <w:pPr>
         <w:pStyle w:val="Heading3"/>
@@ -1049,7 +863,7 @@
       </w:r>
     </w:p>
     <w:bookmarkEnd w:id="38"/>
-    <w:bookmarkStart w:id="39" w:name="descargas"/>
+    <w:bookmarkStart w:id="39" w:name="Xe15ea32710c9632ecd3a11b6d4e1d14b01da51e"/>
     <w:p>
       <w:pPr>
         <w:pStyle w:val="Heading3"/>
@@ -1068,7 +882,7 @@
     </w:p>
     <w:bookmarkEnd w:id="39"/>
     <w:bookmarkEnd w:id="40"/>
-    <w:bookmarkStart w:id="43" w:name="trabajo-a-distancia-y-movilidad"/>
+    <w:bookmarkStart w:id="43" w:name="X2de8fe25fb43a6806287bcfb8689df3ed0915fe"/>
     <w:p>
       <w:pPr>
         <w:pStyle w:val="Heading2"/>
@@ -1077,7 +891,7 @@
         <w:t xml:space="preserve">8. TRABAJO A DISTANCIA Y MOVILIDAD</w:t>
       </w:r>
     </w:p>
-    <w:bookmarkStart w:id="41" w:name="autorización"/>
+    <w:bookmarkStart w:id="41" w:name="X0bb594f4451f3c8ab655b1e8b09e864da2bd2f9"/>
     <w:p>
       <w:pPr>
         <w:pStyle w:val="Heading3"/>
@@ -1095,7 +909,7 @@
       </w:r>
     </w:p>
     <w:bookmarkEnd w:id="41"/>
-    <w:bookmarkStart w:id="42" w:name="medidas-específicas"/>
+    <w:bookmarkStart w:id="42" w:name="X505fe637650d7ff75f05533e1bff93710ae5bf0"/>
     <w:p>
       <w:pPr>
         <w:pStyle w:val="Heading3"/>
@@ -1114,73 +928,55 @@
     </w:p>
     <w:p>
       <w:pPr>
-        <w:numPr>
-          <w:ilvl w:val="0"/>
-          <w:numId w:val="1012"/>
-        </w:numPr>
-      </w:pPr>
-      <w:r>
-        <w:t xml:space="preserve">Conectarse a los sistemas corporativos exclusivamente a través de los canales seguros autorizados (VPN corporativa o equivalente).</w:t>
-      </w:r>
-    </w:p>
-    <w:p>
-      <w:pPr>
-        <w:numPr>
-          <w:ilvl w:val="0"/>
-          <w:numId w:val="1012"/>
-        </w:numPr>
-      </w:pPr>
-      <w:r>
-        <w:t xml:space="preserve">Adoptar precauciones razonables para que terceros no observen la información mostrada en pantalla, especialmente en espacios públicos.</w:t>
-      </w:r>
-    </w:p>
-    <w:p>
-      <w:pPr>
-        <w:numPr>
-          <w:ilvl w:val="0"/>
-          <w:numId w:val="1012"/>
-        </w:numPr>
-      </w:pPr>
-      <w:r>
-        <w:t xml:space="preserve">No conectar los equipos corporativos a redes Wi-Fi públicas no confiables sin canal cifrado adicional.</w:t>
-      </w:r>
-    </w:p>
-    <w:p>
-      <w:pPr>
-        <w:numPr>
-          <w:ilvl w:val="0"/>
-          <w:numId w:val="1012"/>
-        </w:numPr>
-      </w:pPr>
-      <w:r>
-        <w:t xml:space="preserve">Custodiar los equipos con la diligencia debida, evitando dejarlos desatendidos en espacios accesibles.</w:t>
-      </w:r>
-    </w:p>
-    <w:p>
-      <w:pPr>
-        <w:numPr>
-          <w:ilvl w:val="0"/>
-          <w:numId w:val="1012"/>
-        </w:numPr>
-      </w:pPr>
-      <w:r>
-        <w:t xml:space="preserve">Notificar de inmediato la pérdida o sustracción de cualquier dispositivo corporativo.</w:t>
-      </w:r>
-    </w:p>
-    <w:p>
-      <w:pPr>
-        <w:numPr>
-          <w:ilvl w:val="0"/>
-          <w:numId w:val="1012"/>
-        </w:numPr>
-      </w:pPr>
-      <w:r>
-        <w:t xml:space="preserve">Cumplir las obligaciones específicas establecidas en el documento {{ proyecto.codigo_documento_base }}-117 (Política de Trabajo a Distancia y Movilidad) cuando este sea aplicable.</w:t>
+        <w:pStyle w:val="BodyText"/>
+      </w:pPr>
+      <w:r>
+        <w:t xml:space="preserve">a) Conectarse a los sistemas corporativos exclusivamente a través de los canales seguros autorizados (VPN corporativa o equivalente).</w:t>
+      </w:r>
+    </w:p>
+    <w:p>
+      <w:pPr>
+        <w:pStyle w:val="BodyText"/>
+      </w:pPr>
+      <w:r>
+        <w:t xml:space="preserve">b) Adoptar precauciones razonables para que terceros no observen la información mostrada en pantalla, especialmente en espacios públicos.</w:t>
+      </w:r>
+    </w:p>
+    <w:p>
+      <w:pPr>
+        <w:pStyle w:val="BodyText"/>
+      </w:pPr>
+      <w:r>
+        <w:t xml:space="preserve">c) No conectar los equipos corporativos a redes Wi-Fi públicas no confiables sin canal cifrado adicional.</w:t>
+      </w:r>
+    </w:p>
+    <w:p>
+      <w:pPr>
+        <w:pStyle w:val="BodyText"/>
+      </w:pPr>
+      <w:r>
+        <w:t xml:space="preserve">d) Custodiar los equipos con la diligencia debida, evitando dejarlos desatendidos en espacios accesibles.</w:t>
+      </w:r>
+    </w:p>
+    <w:p>
+      <w:pPr>
+        <w:pStyle w:val="BodyText"/>
+      </w:pPr>
+      <w:r>
+        <w:t xml:space="preserve">e) Notificar de inmediato la pérdida o sustracción de cualquier dispositivo corporativo.</w:t>
+      </w:r>
+    </w:p>
+    <w:p>
+      <w:pPr>
+        <w:pStyle w:val="BodyText"/>
+      </w:pPr>
+      <w:r>
+        <w:t xml:space="preserve">f) Cumplir las obligaciones específicas establecidas en el documento {{ proyecto.codigo_documento_base }}-117 (Política de Trabajo a Distancia y Movilidad) cuando este sea aplicable.</w:t>
       </w:r>
     </w:p>
     <w:bookmarkEnd w:id="42"/>
     <w:bookmarkEnd w:id="43"/>
-    <w:bookmarkStart w:id="47" w:name="monitorización-del-uso-de-los-recursos"/>
+    <w:bookmarkStart w:id="47" w:name="Xe04b1078c29100aa99a90fbf17c9aeba58562b7"/>
     <w:p>
       <w:pPr>
         <w:pStyle w:val="Heading2"/>
@@ -1189,7 +985,7 @@
         <w:t xml:space="preserve">9. MONITORIZACIÓN DEL USO DE LOS RECURSOS</w:t>
       </w:r>
     </w:p>
-    <w:bookmarkStart w:id="44" w:name="facultad-de-control-y-supervisión"/>
+    <w:bookmarkStart w:id="44" w:name="Xa059888d66ec9827c9fde6d620743ab58cc8cc7"/>
     <w:p>
       <w:pPr>
         <w:pStyle w:val="Heading3"/>
@@ -1207,7 +1003,7 @@
       </w:r>
     </w:p>
     <w:bookmarkEnd w:id="44"/>
-    <w:bookmarkStart w:id="45" w:name="información-previa"/>
+    <w:bookmarkStart w:id="45" w:name="X55ad83f44fd3cef635a69355e5cd111416a85d3"/>
     <w:p>
       <w:pPr>
         <w:pStyle w:val="Heading3"/>
@@ -1226,83 +1022,62 @@
     </w:p>
     <w:p>
       <w:pPr>
-        <w:numPr>
-          <w:ilvl w:val="0"/>
-          <w:numId w:val="1013"/>
-        </w:numPr>
-      </w:pPr>
-      <w:r>
-        <w:t xml:space="preserve">Registro de los accesos a los sistemas corporativos, conforme al documento {{ proyecto.codigo_documento_base }}-118 (Política de Registro y Auditoría).</w:t>
-      </w:r>
-    </w:p>
-    <w:p>
-      <w:pPr>
-        <w:numPr>
-          <w:ilvl w:val="0"/>
-          <w:numId w:val="1013"/>
-        </w:numPr>
-      </w:pPr>
-      <w:r>
-        <w:t xml:space="preserve">Registro de las acciones realizadas con privilegios elevados.</w:t>
-      </w:r>
-    </w:p>
-    <w:p>
-      <w:pPr>
-        <w:numPr>
-          <w:ilvl w:val="0"/>
-          <w:numId w:val="1013"/>
-        </w:numPr>
-      </w:pPr>
-      <w:r>
-        <w:t xml:space="preserve">Monitorización agregada del uso de la conexión a Internet, sin acceso al contenido específico de la navegación salvo en los supuestos de incidente o investigación formalmente abiertos.</w:t>
-      </w:r>
-    </w:p>
-    <w:p>
-      <w:pPr>
-        <w:numPr>
-          <w:ilvl w:val="0"/>
-          <w:numId w:val="1013"/>
-        </w:numPr>
-      </w:pPr>
-      <w:r>
-        <w:t xml:space="preserve">Filtrado automatizado de contenidos web no autorizados.</w:t>
-      </w:r>
-    </w:p>
-    <w:p>
-      <w:pPr>
-        <w:numPr>
-          <w:ilvl w:val="0"/>
-          <w:numId w:val="1013"/>
-        </w:numPr>
-      </w:pPr>
-      <w:r>
-        <w:t xml:space="preserve">Análisis automatizado del correo electrónico mediante herramientas antispam, antimalware y antifraude.</w:t>
-      </w:r>
-    </w:p>
-    <w:p>
-      <w:pPr>
-        <w:numPr>
-          <w:ilvl w:val="0"/>
-          <w:numId w:val="1013"/>
-        </w:numPr>
-      </w:pPr>
-      <w:r>
-        <w:t xml:space="preserve">Inventario y monitorización del estado de seguridad de los equipos corporativos.</w:t>
-      </w:r>
-    </w:p>
-    <w:p>
-      <w:pPr>
-        <w:numPr>
-          <w:ilvl w:val="0"/>
-          <w:numId w:val="1013"/>
-        </w:numPr>
-      </w:pPr>
-      <w:r>
-        <w:t xml:space="preserve">Posibilidad de acceso al contenido de los equipos y cuentas corporativas en los supuestos previstos en el artículo 87 de la LOPDGDD, con las garantías allí establecidas.</w:t>
+        <w:pStyle w:val="BodyText"/>
+      </w:pPr>
+      <w:r>
+        <w:t xml:space="preserve">a) Registro de los accesos a los sistemas corporativos, conforme al documento {{ proyecto.codigo_documento_base }}-118 (Política de Registro y Auditoría).</w:t>
+      </w:r>
+    </w:p>
+    <w:p>
+      <w:pPr>
+        <w:pStyle w:val="BodyText"/>
+      </w:pPr>
+      <w:r>
+        <w:t xml:space="preserve">b) Registro de las acciones realizadas con privilegios elevados.</w:t>
+      </w:r>
+    </w:p>
+    <w:p>
+      <w:pPr>
+        <w:pStyle w:val="BodyText"/>
+      </w:pPr>
+      <w:r>
+        <w:t xml:space="preserve">c) Monitorización agregada del uso de la conexión a Internet, sin acceso al contenido específico de la navegación salvo en los supuestos de incidente o investigación formalmente abiertos.</w:t>
+      </w:r>
+    </w:p>
+    <w:p>
+      <w:pPr>
+        <w:pStyle w:val="BodyText"/>
+      </w:pPr>
+      <w:r>
+        <w:t xml:space="preserve">d) Filtrado automatizado de contenidos web no autorizados.</w:t>
+      </w:r>
+    </w:p>
+    <w:p>
+      <w:pPr>
+        <w:pStyle w:val="BodyText"/>
+      </w:pPr>
+      <w:r>
+        <w:t xml:space="preserve">e) Análisis automatizado del correo electrónico mediante herramientas antispam, antimalware y antifraude.</w:t>
+      </w:r>
+    </w:p>
+    <w:p>
+      <w:pPr>
+        <w:pStyle w:val="BodyText"/>
+      </w:pPr>
+      <w:r>
+        <w:t xml:space="preserve">f) Inventario y monitorización del estado de seguridad de los equipos corporativos.</w:t>
+      </w:r>
+    </w:p>
+    <w:p>
+      <w:pPr>
+        <w:pStyle w:val="BodyText"/>
+      </w:pPr>
+      <w:r>
+        <w:t xml:space="preserve">g) Posibilidad de acceso al contenido de los equipos y cuentas corporativas en los supuestos previstos en el artículo 87 de la LOPDGDD, con las garantías allí establecidas.</w:t>
       </w:r>
     </w:p>
     <w:bookmarkEnd w:id="45"/>
-    <w:bookmarkStart w:id="46" w:name="garantías"/>
+    <w:bookmarkStart w:id="46" w:name="Xca4c9b4c96babd059ba84563cd3ab3eb8cc4501"/>
     <w:p>
       <w:pPr>
         <w:pStyle w:val="Heading3"/>
@@ -1321,7 +1096,7 @@
     </w:p>
     <w:bookmarkEnd w:id="46"/>
     <w:bookmarkEnd w:id="47"/>
-    <w:bookmarkStart w:id="48" w:name="Xc2f24e5b69be4bc8a37bdfedea7401cb49ebebe"/>
+    <w:bookmarkStart w:id="48" w:name="Xf44945f6437fb837dd716bbbc98e59cc2af2872"/>
     <w:p>
       <w:pPr>
         <w:pStyle w:val="Heading2"/>
@@ -1340,50 +1115,38 @@
     </w:p>
     <w:p>
       <w:pPr>
-        <w:numPr>
-          <w:ilvl w:val="0"/>
-          <w:numId w:val="1014"/>
-        </w:numPr>
-      </w:pPr>
-      <w:r>
-        <w:t xml:space="preserve">Devolver todos los equipos, soportes, llaves, tarjetas y demás recursos físicos puestos a su disposición.</w:t>
-      </w:r>
-    </w:p>
-    <w:p>
-      <w:pPr>
-        <w:numPr>
-          <w:ilvl w:val="0"/>
-          <w:numId w:val="1014"/>
-        </w:numPr>
-      </w:pPr>
-      <w:r>
-        <w:t xml:space="preserve">Devolver o eliminar, según las indicaciones recibidas, toda la documentación e información de la Entidad de la que disponga, en cualquier formato y ubicación.</w:t>
-      </w:r>
-    </w:p>
-    <w:p>
-      <w:pPr>
-        <w:numPr>
-          <w:ilvl w:val="0"/>
-          <w:numId w:val="1014"/>
-        </w:numPr>
-      </w:pPr>
-      <w:r>
-        <w:t xml:space="preserve">Cumplir con las obligaciones de confidencialidad que subsistan tras la extinción de la relación.</w:t>
-      </w:r>
-    </w:p>
-    <w:p>
-      <w:pPr>
-        <w:numPr>
-          <w:ilvl w:val="0"/>
-          <w:numId w:val="1014"/>
-        </w:numPr>
-      </w:pPr>
-      <w:r>
-        <w:t xml:space="preserve">Colaborar de buena fe en el traspaso ordenado de las funciones a su sucesor.</w:t>
+        <w:pStyle w:val="BodyText"/>
+      </w:pPr>
+      <w:r>
+        <w:t xml:space="preserve">a) Devolver todos los equipos, soportes, llaves, tarjetas y demás recursos físicos puestos a su disposición.</w:t>
+      </w:r>
+    </w:p>
+    <w:p>
+      <w:pPr>
+        <w:pStyle w:val="BodyText"/>
+      </w:pPr>
+      <w:r>
+        <w:t xml:space="preserve">b) Devolver o eliminar, según las indicaciones recibidas, toda la documentación e información de la Entidad de la que disponga, en cualquier formato y ubicación.</w:t>
+      </w:r>
+    </w:p>
+    <w:p>
+      <w:pPr>
+        <w:pStyle w:val="BodyText"/>
+      </w:pPr>
+      <w:r>
+        <w:t xml:space="preserve">c) Cumplir con las obligaciones de confidencialidad que subsistan tras la extinción de la relación.</w:t>
+      </w:r>
+    </w:p>
+    <w:p>
+      <w:pPr>
+        <w:pStyle w:val="BodyText"/>
+      </w:pPr>
+      <w:r>
+        <w:t xml:space="preserve">d) Colaborar de buena fe en el traspaso ordenado de las funciones a su sucesor.</w:t>
       </w:r>
     </w:p>
     <w:bookmarkEnd w:id="48"/>
-    <w:bookmarkStart w:id="49" w:name="régimen-de-incumplimiento"/>
+    <w:bookmarkStart w:id="49" w:name="X4534c040b472b3b8a75bbbe3219ef7923a9337c"/>
     <w:p>
       <w:pPr>
         <w:pStyle w:val="Heading2"/>
@@ -1409,7 +1172,7 @@
       </w:r>
     </w:p>
     <w:bookmarkEnd w:id="49"/>
-    <w:bookmarkStart w:id="50" w:name="aceptación"/>
+    <w:bookmarkStart w:id="50" w:name="X9c4cc0262464ced23cdd86262c8e472f4725071"/>
     <w:p>
       <w:pPr>
         <w:pStyle w:val="Heading2"/>
@@ -1435,7 +1198,7 @@
       </w:r>
     </w:p>
     <w:bookmarkEnd w:id="50"/>
-    <w:bookmarkStart w:id="51" w:name="aprobación-revisión-y-vigencia"/>
+    <w:bookmarkStart w:id="51" w:name="Xd2668b0b1b8f7f5acfc15de4cfd86c5f24f6153"/>
     <w:p>
       <w:pPr>
         <w:pStyle w:val="Heading2"/>
@@ -1468,7 +1231,7 @@
           <w:bCs/>
           <w:b/>
         </w:rPr>
-        <w:t xml:space="preserve">Documento {{ proyecto.codigo_documento_base }}-106 — Versión {{ proyecto.version_actual }} — Clasificación: INTERNA</w:t>
+        <w:t xml:space="preserve">Documento {{ proyecto.codigo_documento_base }}-103 — Versión {{ proyecto.version_actual }} — Clasificación: INTERNA</w:t>
       </w:r>
     </w:p>
     <w:bookmarkEnd w:id="51"/>
@@ -1775,513 +1538,8 @@
       </w:pPr>
     </w:lvl>
   </w:abstractNum>
-  <w:abstractNum w:abstractNumId="99721">
-    <w:nsid w:val="A99721"/>
-    <w:multiLevelType w:val="multilevel"/>
-    <w:lvl w:ilvl="0">
-      <w:start w:val="1"/>
-      <w:numFmt w:val="lowerLetter"/>
-      <w:lvlText w:val="%1)"/>
-      <w:lvlJc w:val="left"/>
-      <w:pPr>
-        <w:ind w:left="720" w:hanging="480"/>
-      </w:pPr>
-    </w:lvl>
-    <w:lvl w:ilvl="1">
-      <w:start w:val="1"/>
-      <w:numFmt w:val="lowerLetter"/>
-      <w:lvlText w:val="%2)"/>
-      <w:lvlJc w:val="left"/>
-      <w:pPr>
-        <w:ind w:left="1440" w:hanging="480"/>
-      </w:pPr>
-    </w:lvl>
-    <w:lvl w:ilvl="2">
-      <w:start w:val="1"/>
-      <w:numFmt w:val="lowerLetter"/>
-      <w:lvlText w:val="%3)"/>
-      <w:lvlJc w:val="left"/>
-      <w:pPr>
-        <w:ind w:left="2160" w:hanging="480"/>
-      </w:pPr>
-    </w:lvl>
-    <w:lvl w:ilvl="3">
-      <w:start w:val="1"/>
-      <w:numFmt w:val="lowerLetter"/>
-      <w:lvlText w:val="%4)"/>
-      <w:lvlJc w:val="left"/>
-      <w:pPr>
-        <w:ind w:left="2880" w:hanging="480"/>
-      </w:pPr>
-    </w:lvl>
-    <w:lvl w:ilvl="4">
-      <w:start w:val="1"/>
-      <w:numFmt w:val="lowerLetter"/>
-      <w:lvlText w:val="%5)"/>
-      <w:lvlJc w:val="left"/>
-      <w:pPr>
-        <w:ind w:left="3600" w:hanging="480"/>
-      </w:pPr>
-    </w:lvl>
-    <w:lvl w:ilvl="5">
-      <w:start w:val="1"/>
-      <w:numFmt w:val="lowerLetter"/>
-      <w:lvlText w:val="%6)"/>
-      <w:lvlJc w:val="left"/>
-      <w:pPr>
-        <w:ind w:left="4320" w:hanging="480"/>
-      </w:pPr>
-    </w:lvl>
-    <w:lvl w:ilvl="6">
-      <w:start w:val="1"/>
-      <w:numFmt w:val="lowerLetter"/>
-      <w:lvlText w:val="%7)"/>
-      <w:lvlJc w:val="left"/>
-      <w:pPr>
-        <w:ind w:left="5040" w:hanging="480"/>
-      </w:pPr>
-    </w:lvl>
-    <w:lvl w:ilvl="7">
-      <w:start w:val="1"/>
-      <w:numFmt w:val="lowerLetter"/>
-      <w:lvlText w:val="%8)"/>
-      <w:lvlJc w:val="left"/>
-      <w:pPr>
-        <w:ind w:left="5760" w:hanging="480"/>
-      </w:pPr>
-    </w:lvl>
-    <w:lvl w:ilvl="8">
-      <w:start w:val="1"/>
-      <w:numFmt w:val="lowerLetter"/>
-      <w:lvlText w:val="%9)"/>
-      <w:lvlJc w:val="left"/>
-      <w:pPr>
-        <w:ind w:left="6480" w:hanging="480"/>
-      </w:pPr>
-    </w:lvl>
-  </w:abstractNum>
   <w:num w:numId="1000">
     <w:abstractNumId w:val="990"/>
-  </w:num>
-  <w:num w:numId="1001">
-    <w:abstractNumId w:val="99721"/>
-    <w:lvlOverride w:ilvl="0">
-      <w:startOverride w:val="1"/>
-    </w:lvlOverride>
-    <w:lvlOverride w:ilvl="1">
-      <w:startOverride w:val="1"/>
-    </w:lvlOverride>
-    <w:lvlOverride w:ilvl="2">
-      <w:startOverride w:val="1"/>
-    </w:lvlOverride>
-    <w:lvlOverride w:ilvl="3">
-      <w:startOverride w:val="1"/>
-    </w:lvlOverride>
-    <w:lvlOverride w:ilvl="4">
-      <w:startOverride w:val="1"/>
-    </w:lvlOverride>
-    <w:lvlOverride w:ilvl="5">
-      <w:startOverride w:val="1"/>
-    </w:lvlOverride>
-    <w:lvlOverride w:ilvl="6">
-      <w:startOverride w:val="1"/>
-    </w:lvlOverride>
-    <w:lvlOverride w:ilvl="7">
-      <w:startOverride w:val="1"/>
-    </w:lvlOverride>
-    <w:lvlOverride w:ilvl="8">
-      <w:startOverride w:val="1"/>
-    </w:lvlOverride>
-  </w:num>
-  <w:num w:numId="1002">
-    <w:abstractNumId w:val="99721"/>
-    <w:lvlOverride w:ilvl="0">
-      <w:startOverride w:val="1"/>
-    </w:lvlOverride>
-    <w:lvlOverride w:ilvl="1">
-      <w:startOverride w:val="1"/>
-    </w:lvlOverride>
-    <w:lvlOverride w:ilvl="2">
-      <w:startOverride w:val="1"/>
-    </w:lvlOverride>
-    <w:lvlOverride w:ilvl="3">
-      <w:startOverride w:val="1"/>
-    </w:lvlOverride>
-    <w:lvlOverride w:ilvl="4">
-      <w:startOverride w:val="1"/>
-    </w:lvlOverride>
-    <w:lvlOverride w:ilvl="5">
-      <w:startOverride w:val="1"/>
-    </w:lvlOverride>
-    <w:lvlOverride w:ilvl="6">
-      <w:startOverride w:val="1"/>
-    </w:lvlOverride>
-    <w:lvlOverride w:ilvl="7">
-      <w:startOverride w:val="1"/>
-    </w:lvlOverride>
-    <w:lvlOverride w:ilvl="8">
-      <w:startOverride w:val="1"/>
-    </w:lvlOverride>
-  </w:num>
-  <w:num w:numId="1003">
-    <w:abstractNumId w:val="99721"/>
-    <w:lvlOverride w:ilvl="0">
-      <w:startOverride w:val="1"/>
-    </w:lvlOverride>
-    <w:lvlOverride w:ilvl="1">
-      <w:startOverride w:val="1"/>
-    </w:lvlOverride>
-    <w:lvlOverride w:ilvl="2">
-      <w:startOverride w:val="1"/>
-    </w:lvlOverride>
-    <w:lvlOverride w:ilvl="3">
-      <w:startOverride w:val="1"/>
-    </w:lvlOverride>
-    <w:lvlOverride w:ilvl="4">
-      <w:startOverride w:val="1"/>
-    </w:lvlOverride>
-    <w:lvlOverride w:ilvl="5">
-      <w:startOverride w:val="1"/>
-    </w:lvlOverride>
-    <w:lvlOverride w:ilvl="6">
-      <w:startOverride w:val="1"/>
-    </w:lvlOverride>
-    <w:lvlOverride w:ilvl="7">
-      <w:startOverride w:val="1"/>
-    </w:lvlOverride>
-    <w:lvlOverride w:ilvl="8">
-      <w:startOverride w:val="1"/>
-    </w:lvlOverride>
-  </w:num>
-  <w:num w:numId="1004">
-    <w:abstractNumId w:val="99721"/>
-    <w:lvlOverride w:ilvl="0">
-      <w:startOverride w:val="1"/>
-    </w:lvlOverride>
-    <w:lvlOverride w:ilvl="1">
-      <w:startOverride w:val="1"/>
-    </w:lvlOverride>
-    <w:lvlOverride w:ilvl="2">
-      <w:startOverride w:val="1"/>
-    </w:lvlOverride>
-    <w:lvlOverride w:ilvl="3">
-      <w:startOverride w:val="1"/>
-    </w:lvlOverride>
-    <w:lvlOverride w:ilvl="4">
-      <w:startOverride w:val="1"/>
-    </w:lvlOverride>
-    <w:lvlOverride w:ilvl="5">
-      <w:startOverride w:val="1"/>
-    </w:lvlOverride>
-    <w:lvlOverride w:ilvl="6">
-      <w:startOverride w:val="1"/>
-    </w:lvlOverride>
-    <w:lvlOverride w:ilvl="7">
-      <w:startOverride w:val="1"/>
-    </w:lvlOverride>
-    <w:lvlOverride w:ilvl="8">
-      <w:startOverride w:val="1"/>
-    </w:lvlOverride>
-  </w:num>
-  <w:num w:numId="1005">
-    <w:abstractNumId w:val="99721"/>
-    <w:lvlOverride w:ilvl="0">
-      <w:startOverride w:val="1"/>
-    </w:lvlOverride>
-    <w:lvlOverride w:ilvl="1">
-      <w:startOverride w:val="1"/>
-    </w:lvlOverride>
-    <w:lvlOverride w:ilvl="2">
-      <w:startOverride w:val="1"/>
-    </w:lvlOverride>
-    <w:lvlOverride w:ilvl="3">
-      <w:startOverride w:val="1"/>
-    </w:lvlOverride>
-    <w:lvlOverride w:ilvl="4">
-      <w:startOverride w:val="1"/>
-    </w:lvlOverride>
-    <w:lvlOverride w:ilvl="5">
-      <w:startOverride w:val="1"/>
-    </w:lvlOverride>
-    <w:lvlOverride w:ilvl="6">
-      <w:startOverride w:val="1"/>
-    </w:lvlOverride>
-    <w:lvlOverride w:ilvl="7">
-      <w:startOverride w:val="1"/>
-    </w:lvlOverride>
-    <w:lvlOverride w:ilvl="8">
-      <w:startOverride w:val="1"/>
-    </w:lvlOverride>
-  </w:num>
-  <w:num w:numId="1006">
-    <w:abstractNumId w:val="99721"/>
-    <w:lvlOverride w:ilvl="0">
-      <w:startOverride w:val="1"/>
-    </w:lvlOverride>
-    <w:lvlOverride w:ilvl="1">
-      <w:startOverride w:val="1"/>
-    </w:lvlOverride>
-    <w:lvlOverride w:ilvl="2">
-      <w:startOverride w:val="1"/>
-    </w:lvlOverride>
-    <w:lvlOverride w:ilvl="3">
-      <w:startOverride w:val="1"/>
-    </w:lvlOverride>
-    <w:lvlOverride w:ilvl="4">
-      <w:startOverride w:val="1"/>
-    </w:lvlOverride>
-    <w:lvlOverride w:ilvl="5">
-      <w:startOverride w:val="1"/>
-    </w:lvlOverride>
-    <w:lvlOverride w:ilvl="6">
-      <w:startOverride w:val="1"/>
-    </w:lvlOverride>
-    <w:lvlOverride w:ilvl="7">
-      <w:startOverride w:val="1"/>
-    </w:lvlOverride>
-    <w:lvlOverride w:ilvl="8">
-      <w:startOverride w:val="1"/>
-    </w:lvlOverride>
-  </w:num>
-  <w:num w:numId="1007">
-    <w:abstractNumId w:val="99721"/>
-    <w:lvlOverride w:ilvl="0">
-      <w:startOverride w:val="1"/>
-    </w:lvlOverride>
-    <w:lvlOverride w:ilvl="1">
-      <w:startOverride w:val="1"/>
-    </w:lvlOverride>
-    <w:lvlOverride w:ilvl="2">
-      <w:startOverride w:val="1"/>
-    </w:lvlOverride>
-    <w:lvlOverride w:ilvl="3">
-      <w:startOverride w:val="1"/>
-    </w:lvlOverride>
-    <w:lvlOverride w:ilvl="4">
-      <w:startOverride w:val="1"/>
-    </w:lvlOverride>
-    <w:lvlOverride w:ilvl="5">
-      <w:startOverride w:val="1"/>
-    </w:lvlOverride>
-    <w:lvlOverride w:ilvl="6">
-      <w:startOverride w:val="1"/>
-    </w:lvlOverride>
-    <w:lvlOverride w:ilvl="7">
-      <w:startOverride w:val="1"/>
-    </w:lvlOverride>
-    <w:lvlOverride w:ilvl="8">
-      <w:startOverride w:val="1"/>
-    </w:lvlOverride>
-  </w:num>
-  <w:num w:numId="1008">
-    <w:abstractNumId w:val="99721"/>
-    <w:lvlOverride w:ilvl="0">
-      <w:startOverride w:val="1"/>
-    </w:lvlOverride>
-    <w:lvlOverride w:ilvl="1">
-      <w:startOverride w:val="1"/>
-    </w:lvlOverride>
-    <w:lvlOverride w:ilvl="2">
-      <w:startOverride w:val="1"/>
-    </w:lvlOverride>
-    <w:lvlOverride w:ilvl="3">
-      <w:startOverride w:val="1"/>
-    </w:lvlOverride>
-    <w:lvlOverride w:ilvl="4">
-      <w:startOverride w:val="1"/>
-    </w:lvlOverride>
-    <w:lvlOverride w:ilvl="5">
-      <w:startOverride w:val="1"/>
-    </w:lvlOverride>
-    <w:lvlOverride w:ilvl="6">
-      <w:startOverride w:val="1"/>
-    </w:lvlOverride>
-    <w:lvlOverride w:ilvl="7">
-      <w:startOverride w:val="1"/>
-    </w:lvlOverride>
-    <w:lvlOverride w:ilvl="8">
-      <w:startOverride w:val="1"/>
-    </w:lvlOverride>
-  </w:num>
-  <w:num w:numId="1009">
-    <w:abstractNumId w:val="99721"/>
-    <w:lvlOverride w:ilvl="0">
-      <w:startOverride w:val="1"/>
-    </w:lvlOverride>
-    <w:lvlOverride w:ilvl="1">
-      <w:startOverride w:val="1"/>
-    </w:lvlOverride>
-    <w:lvlOverride w:ilvl="2">
-      <w:startOverride w:val="1"/>
-    </w:lvlOverride>
-    <w:lvlOverride w:ilvl="3">
-      <w:startOverride w:val="1"/>
-    </w:lvlOverride>
-    <w:lvlOverride w:ilvl="4">
-      <w:startOverride w:val="1"/>
-    </w:lvlOverride>
-    <w:lvlOverride w:ilvl="5">
-      <w:startOverride w:val="1"/>
-    </w:lvlOverride>
-    <w:lvlOverride w:ilvl="6">
-      <w:startOverride w:val="1"/>
-    </w:lvlOverride>
-    <w:lvlOverride w:ilvl="7">
-      <w:startOverride w:val="1"/>
-    </w:lvlOverride>
-    <w:lvlOverride w:ilvl="8">
-      <w:startOverride w:val="1"/>
-    </w:lvlOverride>
-  </w:num>
-  <w:num w:numId="1010">
-    <w:abstractNumId w:val="99721"/>
-    <w:lvlOverride w:ilvl="0">
-      <w:startOverride w:val="1"/>
-    </w:lvlOverride>
-    <w:lvlOverride w:ilvl="1">
-      <w:startOverride w:val="1"/>
-    </w:lvlOverride>
-    <w:lvlOverride w:ilvl="2">
-      <w:startOverride w:val="1"/>
-    </w:lvlOverride>
-    <w:lvlOverride w:ilvl="3">
-      <w:startOverride w:val="1"/>
-    </w:lvlOverride>
-    <w:lvlOverride w:ilvl="4">
-      <w:startOverride w:val="1"/>
-    </w:lvlOverride>
-    <w:lvlOverride w:ilvl="5">
-      <w:startOverride w:val="1"/>
-    </w:lvlOverride>
-    <w:lvlOverride w:ilvl="6">
-      <w:startOverride w:val="1"/>
-    </w:lvlOverride>
-    <w:lvlOverride w:ilvl="7">
-      <w:startOverride w:val="1"/>
-    </w:lvlOverride>
-    <w:lvlOverride w:ilvl="8">
-      <w:startOverride w:val="1"/>
-    </w:lvlOverride>
-  </w:num>
-  <w:num w:numId="1011">
-    <w:abstractNumId w:val="99721"/>
-    <w:lvlOverride w:ilvl="0">
-      <w:startOverride w:val="1"/>
-    </w:lvlOverride>
-    <w:lvlOverride w:ilvl="1">
-      <w:startOverride w:val="1"/>
-    </w:lvlOverride>
-    <w:lvlOverride w:ilvl="2">
-      <w:startOverride w:val="1"/>
-    </w:lvlOverride>
-    <w:lvlOverride w:ilvl="3">
-      <w:startOverride w:val="1"/>
-    </w:lvlOverride>
-    <w:lvlOverride w:ilvl="4">
-      <w:startOverride w:val="1"/>
-    </w:lvlOverride>
-    <w:lvlOverride w:ilvl="5">
-      <w:startOverride w:val="1"/>
-    </w:lvlOverride>
-    <w:lvlOverride w:ilvl="6">
-      <w:startOverride w:val="1"/>
-    </w:lvlOverride>
-    <w:lvlOverride w:ilvl="7">
-      <w:startOverride w:val="1"/>
-    </w:lvlOverride>
-    <w:lvlOverride w:ilvl="8">
-      <w:startOverride w:val="1"/>
-    </w:lvlOverride>
-  </w:num>
-  <w:num w:numId="1012">
-    <w:abstractNumId w:val="99721"/>
-    <w:lvlOverride w:ilvl="0">
-      <w:startOverride w:val="1"/>
-    </w:lvlOverride>
-    <w:lvlOverride w:ilvl="1">
-      <w:startOverride w:val="1"/>
-    </w:lvlOverride>
-    <w:lvlOverride w:ilvl="2">
-      <w:startOverride w:val="1"/>
-    </w:lvlOverride>
-    <w:lvlOverride w:ilvl="3">
-      <w:startOverride w:val="1"/>
-    </w:lvlOverride>
-    <w:lvlOverride w:ilvl="4">
-      <w:startOverride w:val="1"/>
-    </w:lvlOverride>
-    <w:lvlOverride w:ilvl="5">
-      <w:startOverride w:val="1"/>
-    </w:lvlOverride>
-    <w:lvlOverride w:ilvl="6">
-      <w:startOverride w:val="1"/>
-    </w:lvlOverride>
-    <w:lvlOverride w:ilvl="7">
-      <w:startOverride w:val="1"/>
-    </w:lvlOverride>
-    <w:lvlOverride w:ilvl="8">
-      <w:startOverride w:val="1"/>
-    </w:lvlOverride>
-  </w:num>
-  <w:num w:numId="1013">
-    <w:abstractNumId w:val="99721"/>
-    <w:lvlOverride w:ilvl="0">
-      <w:startOverride w:val="1"/>
-    </w:lvlOverride>
-    <w:lvlOverride w:ilvl="1">
-      <w:startOverride w:val="1"/>
-    </w:lvlOverride>
-    <w:lvlOverride w:ilvl="2">
-      <w:startOverride w:val="1"/>
-    </w:lvlOverride>
-    <w:lvlOverride w:ilvl="3">
-      <w:startOverride w:val="1"/>
-    </w:lvlOverride>
-    <w:lvlOverride w:ilvl="4">
-      <w:startOverride w:val="1"/>
-    </w:lvlOverride>
-    <w:lvlOverride w:ilvl="5">
-      <w:startOverride w:val="1"/>
-    </w:lvlOverride>
-    <w:lvlOverride w:ilvl="6">
-      <w:startOverride w:val="1"/>
-    </w:lvlOverride>
-    <w:lvlOverride w:ilvl="7">
-      <w:startOverride w:val="1"/>
-    </w:lvlOverride>
-    <w:lvlOverride w:ilvl="8">
-      <w:startOverride w:val="1"/>
-    </w:lvlOverride>
-  </w:num>
-  <w:num w:numId="1014">
-    <w:abstractNumId w:val="99721"/>
-    <w:lvlOverride w:ilvl="0">
-      <w:startOverride w:val="1"/>
-    </w:lvlOverride>
-    <w:lvlOverride w:ilvl="1">
-      <w:startOverride w:val="1"/>
-    </w:lvlOverride>
-    <w:lvlOverride w:ilvl="2">
-      <w:startOverride w:val="1"/>
-    </w:lvlOverride>
-    <w:lvlOverride w:ilvl="3">
-      <w:startOverride w:val="1"/>
-    </w:lvlOverride>
-    <w:lvlOverride w:ilvl="4">
-      <w:startOverride w:val="1"/>
-    </w:lvlOverride>
-    <w:lvlOverride w:ilvl="5">
-      <w:startOverride w:val="1"/>
-    </w:lvlOverride>
-    <w:lvlOverride w:ilvl="6">
-      <w:startOverride w:val="1"/>
-    </w:lvlOverride>
-    <w:lvlOverride w:ilvl="7">
-      <w:startOverride w:val="1"/>
-    </w:lvlOverride>
-    <w:lvlOverride w:ilvl="8">
-      <w:startOverride w:val="1"/>
-    </w:lvlOverride>
   </w:num>
 </w:numbering>
 </file>
